--- a/worksheets/PR_L07_StockShelves_Worksheet.docx
+++ b/worksheets/PR_L07_StockShelves_Worksheet.docx
@@ -1748,7 +1748,7 @@
                       <w:sz w:val="21"/>
                       <w:szCs w:val="21"/>
                     </w:rPr>
-                    <w:t xml:space="preserve">Write a program that collects five numbers into a list and prints the list.</w:t>
+                    <w:t xml:space="preserve">Collect five numbers into a list and print the list.</w:t>
                   </w:r>
                 </w:p>
               </w:tc>
@@ -1854,7 +1854,7 @@
                       <w:sz w:val="21"/>
                       <w:szCs w:val="21"/>
                     </w:rPr>
-                    <w:t xml:space="preserve">Write a program that is told how many colours are coming, reads them, then reports how many it got and what the last one was.</w:t>
+                    <w:t xml:space="preserve">Read some colours into a list, then print how many and the last one.</w:t>
                   </w:r>
                 </w:p>
               </w:tc>
@@ -2528,7 +2528,7 @@
                       <w:sz w:val="21"/>
                       <w:szCs w:val="21"/>
                     </w:rPr>
-                    <w:t xml:space="preserve">Write a program that prints the lunch at a position the user types in.</w:t>
+                    <w:t xml:space="preserve">Print the lunch at the position typed in.</w:t>
                   </w:r>
                 </w:p>
               </w:tc>
@@ -2634,7 +2634,7 @@
                       <w:sz w:val="21"/>
                       <w:szCs w:val="21"/>
                     </w:rPr>
-                    <w:t xml:space="preserve">Write a program that reads two positions in a list of scores and reports both scores and their total.</w:t>
+                    <w:t xml:space="preserve">Print the scores at two positions in the list, then their total.</w:t>
                   </w:r>
                 </w:p>
               </w:tc>
@@ -3308,7 +3308,7 @@
                       <w:sz w:val="21"/>
                       <w:szCs w:val="21"/>
                     </w:rPr>
-                    <w:t xml:space="preserve">Write a program that reads four plant names and reports how many letters each one has.</w:t>
+                    <w:t xml:space="preserve">Print each of four plant names with how many letters it has.</w:t>
                   </w:r>
                 </w:p>
               </w:tc>
@@ -3414,7 +3414,7 @@
                       <w:sz w:val="21"/>
                       <w:szCs w:val="21"/>
                     </w:rPr>
-                    <w:t xml:space="preserve">Write a program that reads five numbers and prints each one next to the position it is stored at.</w:t>
+                    <w:t xml:space="preserve">Print each of five numbers next to the position it is stored at.</w:t>
                   </w:r>
                 </w:p>
               </w:tc>
@@ -4088,7 +4088,7 @@
                       <w:sz w:val="21"/>
                       <w:szCs w:val="21"/>
                     </w:rPr>
-                    <w:t xml:space="preserve">Write a program that adds two more items to a shopping basket and then lists the whole basket.</w:t>
+                    <w:t xml:space="preserve">Add two items to the basket, then list the whole basket.</w:t>
                   </w:r>
                 </w:p>
               </w:tc>
@@ -4194,7 +4194,7 @@
                       <w:sz w:val="21"/>
                       <w:szCs w:val="21"/>
                     </w:rPr>
-                    <w:t xml:space="preserve">Write a program that takes one named person out of a queue and then drops whoever is at a given position.</w:t>
+                    <w:t xml:space="preserve">Remove a named person from the queue, then the one at a given position.</w:t>
                   </w:r>
                 </w:p>
               </w:tc>
@@ -4868,7 +4868,7 @@
                       <w:sz w:val="21"/>
                       <w:szCs w:val="21"/>
                     </w:rPr>
-                    <w:t xml:space="preserve">Write a program that totals five numbers and works out their average.</w:t>
+                    <w:t xml:space="preserve">Total five numbers and work out their average.</w:t>
                   </w:r>
                 </w:p>
               </w:tc>
@@ -4974,7 +4974,7 @@
                       <w:sz w:val="21"/>
                       <w:szCs w:val="21"/>
                     </w:rPr>
-                    <w:t xml:space="preserve">Write a program that finds the largest and the smallest of seven numbers, without using max() or min().</w:t>
+                    <w:t xml:space="preserve">Find the largest and smallest of seven numbers without max() or min().</w:t>
                   </w:r>
                 </w:p>
               </w:tc>
@@ -5648,7 +5648,7 @@
                       <w:sz w:val="21"/>
                       <w:szCs w:val="21"/>
                     </w:rPr>
-                    <w:t xml:space="preserve">Write a program that reports on eight quiz marks: the total, the average, how many passed, and where the best mark is.</w:t>
+                    <w:t xml:space="preserve">Report on eight quiz marks: total, average, passes and where the best is.</w:t>
                   </w:r>
                 </w:p>
               </w:tc>

--- a/worksheets/PR_L07_StockShelves_Worksheet.docx
+++ b/worksheets/PR_L07_StockShelves_Worksheet.docx
@@ -1748,7 +1748,7 @@
                       <w:sz w:val="21"/>
                       <w:szCs w:val="21"/>
                     </w:rPr>
-                    <w:t xml:space="preserve">Collect five numbers into a list and print the list.</w:t>
+                    <w:t xml:space="preserve">Read five whole numbers into a list and print the list.</w:t>
                   </w:r>
                 </w:p>
               </w:tc>
@@ -1854,7 +1854,7 @@
                       <w:sz w:val="21"/>
                       <w:szCs w:val="21"/>
                     </w:rPr>
-                    <w:t xml:space="preserve">Read some colours into a list, then print how many and the last one.</w:t>
+                    <w:t xml:space="preserve">Print how many colours were typed, then the last one.</w:t>
                   </w:r>
                 </w:p>
               </w:tc>
@@ -2528,7 +2528,7 @@
                       <w:sz w:val="21"/>
                       <w:szCs w:val="21"/>
                     </w:rPr>
-                    <w:t xml:space="preserve">Print the lunch at the position typed in.</w:t>
+                    <w:t xml:space="preserve">Print the item at a typed position in the list.</w:t>
                   </w:r>
                 </w:p>
               </w:tc>
@@ -2634,7 +2634,7 @@
                       <w:sz w:val="21"/>
                       <w:szCs w:val="21"/>
                     </w:rPr>
-                    <w:t xml:space="preserve">Print the scores at two positions in the list, then their total.</w:t>
+                    <w:t xml:space="preserve">Print the numbers at two typed positions, then their total.</w:t>
                   </w:r>
                 </w:p>
               </w:tc>
@@ -3308,7 +3308,7 @@
                       <w:sz w:val="21"/>
                       <w:szCs w:val="21"/>
                     </w:rPr>
-                    <w:t xml:space="preserve">Print each of four plant names with how many letters it has.</w:t>
+                    <w:t xml:space="preserve">Print each of four words with how many letters it has.</w:t>
                   </w:r>
                 </w:p>
               </w:tc>
@@ -3414,7 +3414,7 @@
                       <w:sz w:val="21"/>
                       <w:szCs w:val="21"/>
                     </w:rPr>
-                    <w:t xml:space="preserve">Print each of five numbers next to the position it is stored at.</w:t>
+                    <w:t xml:space="preserve">Print each of five numbers next to its position.</w:t>
                   </w:r>
                 </w:p>
               </w:tc>
@@ -4088,7 +4088,7 @@
                       <w:sz w:val="21"/>
                       <w:szCs w:val="21"/>
                     </w:rPr>
-                    <w:t xml:space="preserve">Add two items to the basket, then list the whole basket.</w:t>
+                    <w:t xml:space="preserve">Append two items to a basket of four, then list it.</w:t>
                   </w:r>
                 </w:p>
               </w:tc>
@@ -4194,7 +4194,7 @@
                       <w:sz w:val="21"/>
                       <w:szCs w:val="21"/>
                     </w:rPr>
-                    <w:t xml:space="preserve">Remove a named person from the queue, then the one at a given position.</w:t>
+                    <w:t xml:space="preserve">Remove a named person from the queue, then one by position.</w:t>
                   </w:r>
                 </w:p>
               </w:tc>
@@ -4868,7 +4868,7 @@
                       <w:sz w:val="21"/>
                       <w:szCs w:val="21"/>
                     </w:rPr>
-                    <w:t xml:space="preserve">Total five numbers and work out their average.</w:t>
+                    <w:t xml:space="preserve">Print the total and the average of five numbers.</w:t>
                   </w:r>
                 </w:p>
               </w:tc>
@@ -4974,7 +4974,7 @@
                       <w:sz w:val="21"/>
                       <w:szCs w:val="21"/>
                     </w:rPr>
-                    <w:t xml:space="preserve">Find the largest and smallest of seven numbers without max() or min().</w:t>
+                    <w:t xml:space="preserve">Find the largest and smallest of seven numbers with a loop.</w:t>
                   </w:r>
                 </w:p>
               </w:tc>
@@ -5648,7 +5648,7 @@
                       <w:sz w:val="21"/>
                       <w:szCs w:val="21"/>
                     </w:rPr>
-                    <w:t xml:space="preserve">Report on eight quiz marks: total, average, passes and where the best is.</w:t>
+                    <w:t xml:space="preserve">Report the total, average, passes and best mark of a quiz.</w:t>
                   </w:r>
                 </w:p>
               </w:tc>

--- a/worksheets/PR_L07_StockShelves_Worksheet.docx
+++ b/worksheets/PR_L07_StockShelves_Worksheet.docx
@@ -1748,7 +1748,7 @@
                       <w:sz w:val="21"/>
                       <w:szCs w:val="21"/>
                     </w:rPr>
-                    <w:t xml:space="preserve">Read five whole numbers into a list and print the list.</w:t>
+                    <w:t xml:space="preserve">Ask the user for five whole numbers, one on each line. Store them in a list as whole numbers and display the list itself, in the form [8, 3, 5, 1, 9].</w:t>
                   </w:r>
                 </w:p>
               </w:tc>
@@ -1854,7 +1854,7 @@
                       <w:sz w:val="21"/>
                       <w:szCs w:val="21"/>
                     </w:rPr>
-                    <w:t xml:space="preserve">Print how many colours were typed, then the last one.</w:t>
+                    <w:t xml:space="preserve">Ask the user for how many colours there are and then that many colours, one on each line. Store them in a list and display [how many], then [last colour] on the next line.</w:t>
                   </w:r>
                 </w:p>
               </w:tc>
@@ -2528,7 +2528,7 @@
                       <w:sz w:val="21"/>
                       <w:szCs w:val="21"/>
                     </w:rPr>
-                    <w:t xml:space="preserve">Print the item at a typed position in the list.</w:t>
+                    <w:t xml:space="preserve">Ask the user for four words, one on each line, and then a position counting from 0. Store the words in a list and display [the word at that position] and nothing else.</w:t>
                   </w:r>
                 </w:p>
               </w:tc>
@@ -2634,7 +2634,7 @@
                       <w:sz w:val="21"/>
                       <w:szCs w:val="21"/>
                     </w:rPr>
-                    <w:t xml:space="preserve">Print the numbers at two typed positions, then their total.</w:t>
+                    <w:t xml:space="preserve">Ask the user for five whole numbers, one on each line, then two positions counting from 0. Display [number at the first position], [number at the second position] and [their total], one on each line.</w:t>
                   </w:r>
                 </w:p>
               </w:tc>
@@ -3308,7 +3308,7 @@
                       <w:sz w:val="21"/>
                       <w:szCs w:val="21"/>
                     </w:rPr>
-                    <w:t xml:space="preserve">Print each of four words with how many letters it has.</w:t>
+                    <w:t xml:space="preserve">Ask the user for four words, one on each line. Store them in a list and display a line for each, in the form [word] [how many letters it has].</w:t>
                   </w:r>
                 </w:p>
               </w:tc>
@@ -3414,7 +3414,7 @@
                       <w:sz w:val="21"/>
                       <w:szCs w:val="21"/>
                     </w:rPr>
-                    <w:t xml:space="preserve">Print each of five numbers next to its position.</w:t>
+                    <w:t xml:space="preserve">Ask the user for five whole numbers, one on each line. Store them in a list and display a line for each, in the form [position] [number], with the positions counting from 0.</w:t>
                   </w:r>
                 </w:p>
               </w:tc>
@@ -4088,7 +4088,7 @@
                       <w:sz w:val="21"/>
                       <w:szCs w:val="21"/>
                     </w:rPr>
-                    <w:t xml:space="preserve">Append two items to a basket of four, then list it.</w:t>
+                    <w:t xml:space="preserve">Ask the user for four items and then two more, one on each line. Append the last two onto the list of the first four. Display [how many items now], then every item, one on each line.</w:t>
                   </w:r>
                 </w:p>
               </w:tc>
@@ -4194,7 +4194,7 @@
                       <w:sz w:val="21"/>
                       <w:szCs w:val="21"/>
                     </w:rPr>
-                    <w:t xml:space="preserve">Remove a named person from the queue, then one by position.</w:t>
+                    <w:t xml:space="preserve">Ask the user for five names, then a name to remove and a position counting from 0, one on each line. Take out that name, then delete the item now at that position. Display [each remaining name], one on each line.</w:t>
                   </w:r>
                 </w:p>
               </w:tc>
@@ -4868,7 +4868,7 @@
                       <w:sz w:val="21"/>
                       <w:szCs w:val="21"/>
                     </w:rPr>
-                    <w:t xml:space="preserve">Print the total and the average of five numbers.</w:t>
+                    <w:t xml:space="preserve">Ask the user for five whole numbers, one on each line. Display [total], then [average] on the next line, rounded to 1 decimal place, so 5 shows as 5.0.</w:t>
                   </w:r>
                 </w:p>
               </w:tc>
@@ -4974,7 +4974,7 @@
                       <w:sz w:val="21"/>
                       <w:szCs w:val="21"/>
                     </w:rPr>
-                    <w:t xml:space="preserve">Find the largest and smallest of seven numbers with a loop.</w:t>
+                    <w:t xml:space="preserve">Ask the user for seven whole numbers, one on each line. Find the largest and the smallest with a loop of your own, not with max() or min(), and display [largest], then [smallest] on the next line.</w:t>
                   </w:r>
                 </w:p>
               </w:tc>
@@ -5648,7 +5648,7 @@
                       <w:sz w:val="21"/>
                       <w:szCs w:val="21"/>
                     </w:rPr>
-                    <w:t xml:space="preserve">Report the total, average, passes and best mark of a quiz.</w:t>
+                    <w:t xml:space="preserve">Ask the user for eight marks out of 20, one on each line. Display [total], then [average] to 1 decimal place, then [how many are 12 or more], then [position of the highest mark], one on each line.</w:t>
                   </w:r>
                 </w:p>
               </w:tc>

--- a/worksheets/PR_L07_StockShelves_Worksheet.docx
+++ b/worksheets/PR_L07_StockShelves_Worksheet.docx
@@ -1748,7 +1748,7 @@
                       <w:sz w:val="21"/>
                       <w:szCs w:val="21"/>
                     </w:rPr>
-                    <w:t xml:space="preserve">Ask the user for five whole numbers, one on each line. Store them in a list as whole numbers and display the list itself, in the form [8, 3, 5, 1, 9].</w:t>
+                    <w:t xml:space="preserve">Ask the user for five whole numbers, one on each line. Store them in a list and display the list itself, in the form [8, 3, 5, 1, 9].</w:t>
                   </w:r>
                 </w:p>
               </w:tc>
@@ -1854,7 +1854,7 @@
                       <w:sz w:val="21"/>
                       <w:szCs w:val="21"/>
                     </w:rPr>
-                    <w:t xml:space="preserve">Ask the user for how many colours there are and then that many colours, one on each line. Store them in a list and display [how many], then [last colour] on the next line.</w:t>
+                    <w:t xml:space="preserve">Ask the user for five words, one on each line. Store them in a list and display the list itself, in the form ['red', 'blue', 'green', 'teal', 'grey'].</w:t>
                   </w:r>
                 </w:p>
               </w:tc>
@@ -1889,6 +1889,112 @@
                       <w:szCs w:val="21"/>
                     </w:rPr>
                     <w:t xml:space="preserve">2</w:t>
+                  </w:r>
+                </w:p>
+              </w:tc>
+              <w:tc>
+                <w:tcPr>
+                  <w:tcW w:type="dxa" w:w="3342"/>
+                  <w:tcBorders>
+                    <w:top w:val="single" w:color="B7C2D1" w:sz="4"/>
+                    <w:left w:val="single" w:color="B7C2D1" w:sz="4"/>
+                    <w:bottom w:val="single" w:color="B7C2D1" w:sz="4"/>
+                    <w:right w:val="single" w:color="B7C2D1" w:sz="4"/>
+                  </w:tcBorders>
+                  <w:shd w:fill="FFFFFF" w:color="auto" w:val="clear"/>
+                  <w:tcMar>
+                    <w:top w:type="dxa" w:w="80"/>
+                    <w:left w:type="dxa" w:w="120"/>
+                    <w:bottom w:type="dxa" w:w="80"/>
+                    <w:right w:type="dxa" w:w="120"/>
+                  </w:tcMar>
+                  <w:vAlign w:val="center"/>
+                </w:tcPr>
+                <w:p>
+                  <w:pPr>
+                    <w:spacing w:after="0" w:before="0"/>
+                  </w:pPr>
+                  <w:r>
+                    <w:rPr>
+                      <w:rFonts w:ascii="Arial" w:cs="Arial" w:eastAsia="Arial" w:hAnsi="Arial"/>
+                      <w:b w:val="false"/>
+                      <w:bCs w:val="false"/>
+                      <w:sz w:val="21"/>
+                      <w:szCs w:val="21"/>
+                    </w:rPr>
+                    <w:t xml:space="preserve"/>
+                  </w:r>
+                </w:p>
+              </w:tc>
+            </w:tr>
+            <w:tr>
+              <w:trPr>
+                <w:cantSplit/>
+                <w:trHeight w:val="360" w:hRule="atLeast"/>
+              </w:trPr>
+              <w:tc>
+                <w:tcPr>
+                  <w:tcW w:type="dxa" w:w="3342"/>
+                  <w:tcBorders>
+                    <w:top w:val="single" w:color="B7C2D1" w:sz="4"/>
+                    <w:left w:val="single" w:color="B7C2D1" w:sz="4"/>
+                    <w:bottom w:val="single" w:color="B7C2D1" w:sz="4"/>
+                    <w:right w:val="single" w:color="B7C2D1" w:sz="4"/>
+                  </w:tcBorders>
+                  <w:shd w:fill="FFFFFF" w:color="auto" w:val="clear"/>
+                  <w:tcMar>
+                    <w:top w:type="dxa" w:w="80"/>
+                    <w:left w:type="dxa" w:w="120"/>
+                    <w:bottom w:type="dxa" w:w="80"/>
+                    <w:right w:type="dxa" w:w="120"/>
+                  </w:tcMar>
+                  <w:vAlign w:val="center"/>
+                </w:tcPr>
+                <w:p>
+                  <w:pPr>
+                    <w:spacing w:after="0" w:before="0"/>
+                  </w:pPr>
+                  <w:r>
+                    <w:rPr>
+                      <w:rFonts w:ascii="Arial" w:cs="Arial" w:eastAsia="Arial" w:hAnsi="Arial"/>
+                      <w:sz w:val="21"/>
+                      <w:szCs w:val="21"/>
+                    </w:rPr>
+                    <w:t xml:space="preserve">Ask the user for how many whole numbers there are and then that many whole numbers, one on each line. Store them in a list and display the list itself, in the form [8, 3, 5].</w:t>
+                  </w:r>
+                </w:p>
+              </w:tc>
+              <w:tc>
+                <w:tcPr>
+                  <w:tcW w:type="dxa" w:w="3342"/>
+                  <w:tcBorders>
+                    <w:top w:val="single" w:color="B7C2D1" w:sz="4"/>
+                    <w:left w:val="single" w:color="B7C2D1" w:sz="4"/>
+                    <w:bottom w:val="single" w:color="B7C2D1" w:sz="4"/>
+                    <w:right w:val="single" w:color="B7C2D1" w:sz="4"/>
+                  </w:tcBorders>
+                  <w:shd w:fill="FFFFFF" w:color="auto" w:val="clear"/>
+                  <w:tcMar>
+                    <w:top w:type="dxa" w:w="80"/>
+                    <w:left w:type="dxa" w:w="120"/>
+                    <w:bottom w:type="dxa" w:w="80"/>
+                    <w:right w:type="dxa" w:w="120"/>
+                  </w:tcMar>
+                  <w:vAlign w:val="center"/>
+                </w:tcPr>
+                <w:p>
+                  <w:pPr>
+                    <w:spacing w:after="0" w:before="0"/>
+                  </w:pPr>
+                  <w:r>
+                    <w:rPr>
+                      <w:rFonts w:ascii="Arial" w:cs="Arial" w:eastAsia="Arial" w:hAnsi="Arial"/>
+                      <w:b w:val="false"/>
+                      <w:bCs w:val="false"/>
+                      <w:sz w:val="21"/>
+                      <w:szCs w:val="21"/>
+                    </w:rPr>
+                    <w:t xml:space="preserve">3</w:t>
                   </w:r>
                 </w:p>
               </w:tc>
@@ -2634,7 +2740,113 @@
                       <w:sz w:val="21"/>
                       <w:szCs w:val="21"/>
                     </w:rPr>
-                    <w:t xml:space="preserve">Ask the user for five whole numbers, one on each line, then two positions counting from 0. Display [number at the first position], [number at the second position] and [their total], one on each line.</w:t>
+                    <w:t xml:space="preserve">Ask the user for five whole numbers, one on each line. Store them in a list and display [the first one], then [the last one] on the next line.</w:t>
+                  </w:r>
+                </w:p>
+              </w:tc>
+              <w:tc>
+                <w:tcPr>
+                  <w:tcW w:type="dxa" w:w="3342"/>
+                  <w:tcBorders>
+                    <w:top w:val="single" w:color="B7C2D1" w:sz="4"/>
+                    <w:left w:val="single" w:color="B7C2D1" w:sz="4"/>
+                    <w:bottom w:val="single" w:color="B7C2D1" w:sz="4"/>
+                    <w:right w:val="single" w:color="B7C2D1" w:sz="4"/>
+                  </w:tcBorders>
+                  <w:shd w:fill="FFFFFF" w:color="auto" w:val="clear"/>
+                  <w:tcMar>
+                    <w:top w:type="dxa" w:w="80"/>
+                    <w:left w:type="dxa" w:w="120"/>
+                    <w:bottom w:type="dxa" w:w="80"/>
+                    <w:right w:type="dxa" w:w="120"/>
+                  </w:tcMar>
+                  <w:vAlign w:val="center"/>
+                </w:tcPr>
+                <w:p>
+                  <w:pPr>
+                    <w:spacing w:after="0" w:before="0"/>
+                  </w:pPr>
+                  <w:r>
+                    <w:rPr>
+                      <w:rFonts w:ascii="Arial" w:cs="Arial" w:eastAsia="Arial" w:hAnsi="Arial"/>
+                      <w:b w:val="false"/>
+                      <w:bCs w:val="false"/>
+                      <w:sz w:val="21"/>
+                      <w:szCs w:val="21"/>
+                    </w:rPr>
+                    <w:t xml:space="preserve">2</w:t>
+                  </w:r>
+                </w:p>
+              </w:tc>
+              <w:tc>
+                <w:tcPr>
+                  <w:tcW w:type="dxa" w:w="3342"/>
+                  <w:tcBorders>
+                    <w:top w:val="single" w:color="B7C2D1" w:sz="4"/>
+                    <w:left w:val="single" w:color="B7C2D1" w:sz="4"/>
+                    <w:bottom w:val="single" w:color="B7C2D1" w:sz="4"/>
+                    <w:right w:val="single" w:color="B7C2D1" w:sz="4"/>
+                  </w:tcBorders>
+                  <w:shd w:fill="FFFFFF" w:color="auto" w:val="clear"/>
+                  <w:tcMar>
+                    <w:top w:type="dxa" w:w="80"/>
+                    <w:left w:type="dxa" w:w="120"/>
+                    <w:bottom w:type="dxa" w:w="80"/>
+                    <w:right w:type="dxa" w:w="120"/>
+                  </w:tcMar>
+                  <w:vAlign w:val="center"/>
+                </w:tcPr>
+                <w:p>
+                  <w:pPr>
+                    <w:spacing w:after="0" w:before="0"/>
+                  </w:pPr>
+                  <w:r>
+                    <w:rPr>
+                      <w:rFonts w:ascii="Arial" w:cs="Arial" w:eastAsia="Arial" w:hAnsi="Arial"/>
+                      <w:b w:val="false"/>
+                      <w:bCs w:val="false"/>
+                      <w:sz w:val="21"/>
+                      <w:szCs w:val="21"/>
+                    </w:rPr>
+                    <w:t xml:space="preserve"/>
+                  </w:r>
+                </w:p>
+              </w:tc>
+            </w:tr>
+            <w:tr>
+              <w:trPr>
+                <w:cantSplit/>
+                <w:trHeight w:val="360" w:hRule="atLeast"/>
+              </w:trPr>
+              <w:tc>
+                <w:tcPr>
+                  <w:tcW w:type="dxa" w:w="3342"/>
+                  <w:tcBorders>
+                    <w:top w:val="single" w:color="B7C2D1" w:sz="4"/>
+                    <w:left w:val="single" w:color="B7C2D1" w:sz="4"/>
+                    <w:bottom w:val="single" w:color="B7C2D1" w:sz="4"/>
+                    <w:right w:val="single" w:color="B7C2D1" w:sz="4"/>
+                  </w:tcBorders>
+                  <w:shd w:fill="FFFFFF" w:color="auto" w:val="clear"/>
+                  <w:tcMar>
+                    <w:top w:type="dxa" w:w="80"/>
+                    <w:left w:type="dxa" w:w="120"/>
+                    <w:bottom w:type="dxa" w:w="80"/>
+                    <w:right w:type="dxa" w:w="120"/>
+                  </w:tcMar>
+                  <w:vAlign w:val="center"/>
+                </w:tcPr>
+                <w:p>
+                  <w:pPr>
+                    <w:spacing w:after="0" w:before="0"/>
+                  </w:pPr>
+                  <w:r>
+                    <w:rPr>
+                      <w:rFonts w:ascii="Arial" w:cs="Arial" w:eastAsia="Arial" w:hAnsi="Arial"/>
+                      <w:sz w:val="21"/>
+                      <w:szCs w:val="21"/>
+                    </w:rPr>
+                    <w:t xml:space="preserve">Ask the user for five whole numbers, one on each line, and then a position counting from 0. Store the numbers in a list and display [the number at that position], or no such position when the list has no item there.</w:t>
                   </w:r>
                 </w:p>
               </w:tc>
@@ -3342,7 +3554,7 @@
                       <w:sz w:val="21"/>
                       <w:szCs w:val="21"/>
                     </w:rPr>
-                    <w:t xml:space="preserve">3</w:t>
+                    <w:t xml:space="preserve">2</w:t>
                   </w:r>
                 </w:p>
               </w:tc>
@@ -3415,6 +3627,112 @@
                       <w:szCs w:val="21"/>
                     </w:rPr>
                     <w:t xml:space="preserve">Ask the user for five whole numbers, one on each line. Store them in a list and display a line for each, in the form [position] [number], with the positions counting from 0.</w:t>
+                  </w:r>
+                </w:p>
+              </w:tc>
+              <w:tc>
+                <w:tcPr>
+                  <w:tcW w:type="dxa" w:w="3342"/>
+                  <w:tcBorders>
+                    <w:top w:val="single" w:color="B7C2D1" w:sz="4"/>
+                    <w:left w:val="single" w:color="B7C2D1" w:sz="4"/>
+                    <w:bottom w:val="single" w:color="B7C2D1" w:sz="4"/>
+                    <w:right w:val="single" w:color="B7C2D1" w:sz="4"/>
+                  </w:tcBorders>
+                  <w:shd w:fill="FFFFFF" w:color="auto" w:val="clear"/>
+                  <w:tcMar>
+                    <w:top w:type="dxa" w:w="80"/>
+                    <w:left w:type="dxa" w:w="120"/>
+                    <w:bottom w:type="dxa" w:w="80"/>
+                    <w:right w:type="dxa" w:w="120"/>
+                  </w:tcMar>
+                  <w:vAlign w:val="center"/>
+                </w:tcPr>
+                <w:p>
+                  <w:pPr>
+                    <w:spacing w:after="0" w:before="0"/>
+                  </w:pPr>
+                  <w:r>
+                    <w:rPr>
+                      <w:rFonts w:ascii="Arial" w:cs="Arial" w:eastAsia="Arial" w:hAnsi="Arial"/>
+                      <w:b w:val="false"/>
+                      <w:bCs w:val="false"/>
+                      <w:sz w:val="21"/>
+                      <w:szCs w:val="21"/>
+                    </w:rPr>
+                    <w:t xml:space="preserve">3</w:t>
+                  </w:r>
+                </w:p>
+              </w:tc>
+              <w:tc>
+                <w:tcPr>
+                  <w:tcW w:type="dxa" w:w="3342"/>
+                  <w:tcBorders>
+                    <w:top w:val="single" w:color="B7C2D1" w:sz="4"/>
+                    <w:left w:val="single" w:color="B7C2D1" w:sz="4"/>
+                    <w:bottom w:val="single" w:color="B7C2D1" w:sz="4"/>
+                    <w:right w:val="single" w:color="B7C2D1" w:sz="4"/>
+                  </w:tcBorders>
+                  <w:shd w:fill="FFFFFF" w:color="auto" w:val="clear"/>
+                  <w:tcMar>
+                    <w:top w:type="dxa" w:w="80"/>
+                    <w:left w:type="dxa" w:w="120"/>
+                    <w:bottom w:type="dxa" w:w="80"/>
+                    <w:right w:type="dxa" w:w="120"/>
+                  </w:tcMar>
+                  <w:vAlign w:val="center"/>
+                </w:tcPr>
+                <w:p>
+                  <w:pPr>
+                    <w:spacing w:after="0" w:before="0"/>
+                  </w:pPr>
+                  <w:r>
+                    <w:rPr>
+                      <w:rFonts w:ascii="Arial" w:cs="Arial" w:eastAsia="Arial" w:hAnsi="Arial"/>
+                      <w:b w:val="false"/>
+                      <w:bCs w:val="false"/>
+                      <w:sz w:val="21"/>
+                      <w:szCs w:val="21"/>
+                    </w:rPr>
+                    <w:t xml:space="preserve"/>
+                  </w:r>
+                </w:p>
+              </w:tc>
+            </w:tr>
+            <w:tr>
+              <w:trPr>
+                <w:cantSplit/>
+                <w:trHeight w:val="360" w:hRule="atLeast"/>
+              </w:trPr>
+              <w:tc>
+                <w:tcPr>
+                  <w:tcW w:type="dxa" w:w="3342"/>
+                  <w:tcBorders>
+                    <w:top w:val="single" w:color="B7C2D1" w:sz="4"/>
+                    <w:left w:val="single" w:color="B7C2D1" w:sz="4"/>
+                    <w:bottom w:val="single" w:color="B7C2D1" w:sz="4"/>
+                    <w:right w:val="single" w:color="B7C2D1" w:sz="4"/>
+                  </w:tcBorders>
+                  <w:shd w:fill="FFFFFF" w:color="auto" w:val="clear"/>
+                  <w:tcMar>
+                    <w:top w:type="dxa" w:w="80"/>
+                    <w:left w:type="dxa" w:w="120"/>
+                    <w:bottom w:type="dxa" w:w="80"/>
+                    <w:right w:type="dxa" w:w="120"/>
+                  </w:tcMar>
+                  <w:vAlign w:val="center"/>
+                </w:tcPr>
+                <w:p>
+                  <w:pPr>
+                    <w:spacing w:after="0" w:before="0"/>
+                  </w:pPr>
+                  <w:r>
+                    <w:rPr>
+                      <w:rFonts w:ascii="Arial" w:cs="Arial" w:eastAsia="Arial" w:hAnsi="Arial"/>
+                      <w:sz w:val="21"/>
+                      <w:szCs w:val="21"/>
+                    </w:rPr>
+                    <w:t xml:space="preserve">Ask the user for five whole numbers, one on each line. Store them in a list and display [how many of them are 10 or more] and nothing else.</w:t>
                   </w:r>
                 </w:p>
               </w:tc>
@@ -4088,7 +4406,7 @@
                       <w:sz w:val="21"/>
                       <w:szCs w:val="21"/>
                     </w:rPr>
-                    <w:t xml:space="preserve">Ask the user for four items and then two more, one on each line. Append the last two onto the list of the first four. Display [how many items now], then every item, one on each line.</w:t>
+                    <w:t xml:space="preserve">Ask the user for four words and then one more word, one on each line. Append the last word onto the list of the first four and display every item, one on each line.</w:t>
                   </w:r>
                 </w:p>
               </w:tc>
@@ -4122,7 +4440,7 @@
                       <w:sz w:val="21"/>
                       <w:szCs w:val="21"/>
                     </w:rPr>
-                    <w:t xml:space="preserve">3</w:t>
+                    <w:t xml:space="preserve">2</w:t>
                   </w:r>
                 </w:p>
               </w:tc>
@@ -4194,7 +4512,7 @@
                       <w:sz w:val="21"/>
                       <w:szCs w:val="21"/>
                     </w:rPr>
-                    <w:t xml:space="preserve">Ask the user for five names, then a name to remove and a position counting from 0, one on each line. Take out that name, then delete the item now at that position. Display [each remaining name], one on each line.</w:t>
+                    <w:t xml:space="preserve">Ask the user for five words and then a word to remove, one on each line. Take that word out of the list and display every remaining word, one on each line.</w:t>
                   </w:r>
                 </w:p>
               </w:tc>
@@ -4228,7 +4546,113 @@
                       <w:sz w:val="21"/>
                       <w:szCs w:val="21"/>
                     </w:rPr>
-                    <w:t xml:space="preserve">4</w:t>
+                    <w:t xml:space="preserve">3</w:t>
+                  </w:r>
+                </w:p>
+              </w:tc>
+              <w:tc>
+                <w:tcPr>
+                  <w:tcW w:type="dxa" w:w="3342"/>
+                  <w:tcBorders>
+                    <w:top w:val="single" w:color="B7C2D1" w:sz="4"/>
+                    <w:left w:val="single" w:color="B7C2D1" w:sz="4"/>
+                    <w:bottom w:val="single" w:color="B7C2D1" w:sz="4"/>
+                    <w:right w:val="single" w:color="B7C2D1" w:sz="4"/>
+                  </w:tcBorders>
+                  <w:shd w:fill="FFFFFF" w:color="auto" w:val="clear"/>
+                  <w:tcMar>
+                    <w:top w:type="dxa" w:w="80"/>
+                    <w:left w:type="dxa" w:w="120"/>
+                    <w:bottom w:type="dxa" w:w="80"/>
+                    <w:right w:type="dxa" w:w="120"/>
+                  </w:tcMar>
+                  <w:vAlign w:val="center"/>
+                </w:tcPr>
+                <w:p>
+                  <w:pPr>
+                    <w:spacing w:after="0" w:before="0"/>
+                  </w:pPr>
+                  <w:r>
+                    <w:rPr>
+                      <w:rFonts w:ascii="Arial" w:cs="Arial" w:eastAsia="Arial" w:hAnsi="Arial"/>
+                      <w:b w:val="false"/>
+                      <w:bCs w:val="false"/>
+                      <w:sz w:val="21"/>
+                      <w:szCs w:val="21"/>
+                    </w:rPr>
+                    <w:t xml:space="preserve"/>
+                  </w:r>
+                </w:p>
+              </w:tc>
+            </w:tr>
+            <w:tr>
+              <w:trPr>
+                <w:cantSplit/>
+                <w:trHeight w:val="360" w:hRule="atLeast"/>
+              </w:trPr>
+              <w:tc>
+                <w:tcPr>
+                  <w:tcW w:type="dxa" w:w="3342"/>
+                  <w:tcBorders>
+                    <w:top w:val="single" w:color="B7C2D1" w:sz="4"/>
+                    <w:left w:val="single" w:color="B7C2D1" w:sz="4"/>
+                    <w:bottom w:val="single" w:color="B7C2D1" w:sz="4"/>
+                    <w:right w:val="single" w:color="B7C2D1" w:sz="4"/>
+                  </w:tcBorders>
+                  <w:shd w:fill="FFFFFF" w:color="auto" w:val="clear"/>
+                  <w:tcMar>
+                    <w:top w:type="dxa" w:w="80"/>
+                    <w:left w:type="dxa" w:w="120"/>
+                    <w:bottom w:type="dxa" w:w="80"/>
+                    <w:right w:type="dxa" w:w="120"/>
+                  </w:tcMar>
+                  <w:vAlign w:val="center"/>
+                </w:tcPr>
+                <w:p>
+                  <w:pPr>
+                    <w:spacing w:after="0" w:before="0"/>
+                  </w:pPr>
+                  <w:r>
+                    <w:rPr>
+                      <w:rFonts w:ascii="Arial" w:cs="Arial" w:eastAsia="Arial" w:hAnsi="Arial"/>
+                      <w:sz w:val="21"/>
+                      <w:szCs w:val="21"/>
+                    </w:rPr>
+                    <w:t xml:space="preserve">Ask the user for five words and then a position counting from 0, one on each line. Delete the item at that position and display every remaining word, one on each line.</w:t>
+                  </w:r>
+                </w:p>
+              </w:tc>
+              <w:tc>
+                <w:tcPr>
+                  <w:tcW w:type="dxa" w:w="3342"/>
+                  <w:tcBorders>
+                    <w:top w:val="single" w:color="B7C2D1" w:sz="4"/>
+                    <w:left w:val="single" w:color="B7C2D1" w:sz="4"/>
+                    <w:bottom w:val="single" w:color="B7C2D1" w:sz="4"/>
+                    <w:right w:val="single" w:color="B7C2D1" w:sz="4"/>
+                  </w:tcBorders>
+                  <w:shd w:fill="FFFFFF" w:color="auto" w:val="clear"/>
+                  <w:tcMar>
+                    <w:top w:type="dxa" w:w="80"/>
+                    <w:left w:type="dxa" w:w="120"/>
+                    <w:bottom w:type="dxa" w:w="80"/>
+                    <w:right w:type="dxa" w:w="120"/>
+                  </w:tcMar>
+                  <w:vAlign w:val="center"/>
+                </w:tcPr>
+                <w:p>
+                  <w:pPr>
+                    <w:spacing w:after="0" w:before="0"/>
+                  </w:pPr>
+                  <w:r>
+                    <w:rPr>
+                      <w:rFonts w:ascii="Arial" w:cs="Arial" w:eastAsia="Arial" w:hAnsi="Arial"/>
+                      <w:b w:val="false"/>
+                      <w:bCs w:val="false"/>
+                      <w:sz w:val="21"/>
+                      <w:szCs w:val="21"/>
+                    </w:rPr>
+                    <w:t xml:space="preserve">3</w:t>
                   </w:r>
                 </w:p>
               </w:tc>
@@ -4868,7 +5292,7 @@
                       <w:sz w:val="21"/>
                       <w:szCs w:val="21"/>
                     </w:rPr>
-                    <w:t xml:space="preserve">Ask the user for five whole numbers, one on each line. Display [total], then [average] on the next line, rounded to 1 decimal place, so 5 shows as 5.0.</w:t>
+                    <w:t xml:space="preserve">Ask the user for five whole numbers, one on each line. Store them in a list and display [the total] and nothing else.</w:t>
                   </w:r>
                 </w:p>
               </w:tc>
@@ -4902,7 +5326,7 @@
                       <w:sz w:val="21"/>
                       <w:szCs w:val="21"/>
                     </w:rPr>
-                    <w:t xml:space="preserve">4</w:t>
+                    <w:t xml:space="preserve">2</w:t>
                   </w:r>
                 </w:p>
               </w:tc>
@@ -4974,7 +5398,7 @@
                       <w:sz w:val="21"/>
                       <w:szCs w:val="21"/>
                     </w:rPr>
-                    <w:t xml:space="preserve">Ask the user for seven whole numbers, one on each line. Find the largest and the smallest with a loop of your own, not with max() or min(), and display [largest], then [smallest] on the next line.</w:t>
+                    <w:t xml:space="preserve">Ask the user for five whole numbers, one on each line. Store them in a list and display [the average to 1 decimal place] and nothing else, so 5 shows as 5.0.</w:t>
                   </w:r>
                 </w:p>
               </w:tc>
@@ -5008,7 +5432,113 @@
                       <w:sz w:val="21"/>
                       <w:szCs w:val="21"/>
                     </w:rPr>
-                    <w:t xml:space="preserve">4</w:t>
+                    <w:t xml:space="preserve">3</w:t>
+                  </w:r>
+                </w:p>
+              </w:tc>
+              <w:tc>
+                <w:tcPr>
+                  <w:tcW w:type="dxa" w:w="3342"/>
+                  <w:tcBorders>
+                    <w:top w:val="single" w:color="B7C2D1" w:sz="4"/>
+                    <w:left w:val="single" w:color="B7C2D1" w:sz="4"/>
+                    <w:bottom w:val="single" w:color="B7C2D1" w:sz="4"/>
+                    <w:right w:val="single" w:color="B7C2D1" w:sz="4"/>
+                  </w:tcBorders>
+                  <w:shd w:fill="FFFFFF" w:color="auto" w:val="clear"/>
+                  <w:tcMar>
+                    <w:top w:type="dxa" w:w="80"/>
+                    <w:left w:type="dxa" w:w="120"/>
+                    <w:bottom w:type="dxa" w:w="80"/>
+                    <w:right w:type="dxa" w:w="120"/>
+                  </w:tcMar>
+                  <w:vAlign w:val="center"/>
+                </w:tcPr>
+                <w:p>
+                  <w:pPr>
+                    <w:spacing w:after="0" w:before="0"/>
+                  </w:pPr>
+                  <w:r>
+                    <w:rPr>
+                      <w:rFonts w:ascii="Arial" w:cs="Arial" w:eastAsia="Arial" w:hAnsi="Arial"/>
+                      <w:b w:val="false"/>
+                      <w:bCs w:val="false"/>
+                      <w:sz w:val="21"/>
+                      <w:szCs w:val="21"/>
+                    </w:rPr>
+                    <w:t xml:space="preserve"/>
+                  </w:r>
+                </w:p>
+              </w:tc>
+            </w:tr>
+            <w:tr>
+              <w:trPr>
+                <w:cantSplit/>
+                <w:trHeight w:val="360" w:hRule="atLeast"/>
+              </w:trPr>
+              <w:tc>
+                <w:tcPr>
+                  <w:tcW w:type="dxa" w:w="3342"/>
+                  <w:tcBorders>
+                    <w:top w:val="single" w:color="B7C2D1" w:sz="4"/>
+                    <w:left w:val="single" w:color="B7C2D1" w:sz="4"/>
+                    <w:bottom w:val="single" w:color="B7C2D1" w:sz="4"/>
+                    <w:right w:val="single" w:color="B7C2D1" w:sz="4"/>
+                  </w:tcBorders>
+                  <w:shd w:fill="FFFFFF" w:color="auto" w:val="clear"/>
+                  <w:tcMar>
+                    <w:top w:type="dxa" w:w="80"/>
+                    <w:left w:type="dxa" w:w="120"/>
+                    <w:bottom w:type="dxa" w:w="80"/>
+                    <w:right w:type="dxa" w:w="120"/>
+                  </w:tcMar>
+                  <w:vAlign w:val="center"/>
+                </w:tcPr>
+                <w:p>
+                  <w:pPr>
+                    <w:spacing w:after="0" w:before="0"/>
+                  </w:pPr>
+                  <w:r>
+                    <w:rPr>
+                      <w:rFonts w:ascii="Arial" w:cs="Arial" w:eastAsia="Arial" w:hAnsi="Arial"/>
+                      <w:sz w:val="21"/>
+                      <w:szCs w:val="21"/>
+                    </w:rPr>
+                    <w:t xml:space="preserve">Ask the user for seven whole numbers, one on each line. Store them in a list and find the largest with a loop of your own, not with max(). Display [the largest] and nothing else.</w:t>
+                  </w:r>
+                </w:p>
+              </w:tc>
+              <w:tc>
+                <w:tcPr>
+                  <w:tcW w:type="dxa" w:w="3342"/>
+                  <w:tcBorders>
+                    <w:top w:val="single" w:color="B7C2D1" w:sz="4"/>
+                    <w:left w:val="single" w:color="B7C2D1" w:sz="4"/>
+                    <w:bottom w:val="single" w:color="B7C2D1" w:sz="4"/>
+                    <w:right w:val="single" w:color="B7C2D1" w:sz="4"/>
+                  </w:tcBorders>
+                  <w:shd w:fill="FFFFFF" w:color="auto" w:val="clear"/>
+                  <w:tcMar>
+                    <w:top w:type="dxa" w:w="80"/>
+                    <w:left w:type="dxa" w:w="120"/>
+                    <w:bottom w:type="dxa" w:w="80"/>
+                    <w:right w:type="dxa" w:w="120"/>
+                  </w:tcMar>
+                  <w:vAlign w:val="center"/>
+                </w:tcPr>
+                <w:p>
+                  <w:pPr>
+                    <w:spacing w:after="0" w:before="0"/>
+                  </w:pPr>
+                  <w:r>
+                    <w:rPr>
+                      <w:rFonts w:ascii="Arial" w:cs="Arial" w:eastAsia="Arial" w:hAnsi="Arial"/>
+                      <w:b w:val="false"/>
+                      <w:bCs w:val="false"/>
+                      <w:sz w:val="21"/>
+                      <w:szCs w:val="21"/>
+                    </w:rPr>
+                    <w:t xml:space="preserve">3</w:t>
                   </w:r>
                 </w:p>
               </w:tc>
@@ -5648,7 +6178,7 @@
                       <w:sz w:val="21"/>
                       <w:szCs w:val="21"/>
                     </w:rPr>
-                    <w:t xml:space="preserve">Ask the user for eight marks out of 20, one on each line. Display [total], then [average] to 1 decimal place, then [how many are 12 or more], then [position of the highest mark], one on each line.</w:t>
+                    <w:t xml:space="preserve">Ask the user for eight whole numbers, one on each line. Store them in a list and display [the total], then [the average to 1 decimal place] on the next line.</w:t>
                   </w:r>
                 </w:p>
               </w:tc>
@@ -5682,7 +6212,219 @@
                       <w:sz w:val="21"/>
                       <w:szCs w:val="21"/>
                     </w:rPr>
-                    <w:t xml:space="preserve">6</w:t>
+                    <w:t xml:space="preserve">3</w:t>
+                  </w:r>
+                </w:p>
+              </w:tc>
+              <w:tc>
+                <w:tcPr>
+                  <w:tcW w:type="dxa" w:w="3342"/>
+                  <w:tcBorders>
+                    <w:top w:val="single" w:color="B7C2D1" w:sz="4"/>
+                    <w:left w:val="single" w:color="B7C2D1" w:sz="4"/>
+                    <w:bottom w:val="single" w:color="B7C2D1" w:sz="4"/>
+                    <w:right w:val="single" w:color="B7C2D1" w:sz="4"/>
+                  </w:tcBorders>
+                  <w:shd w:fill="FFFFFF" w:color="auto" w:val="clear"/>
+                  <w:tcMar>
+                    <w:top w:type="dxa" w:w="80"/>
+                    <w:left w:type="dxa" w:w="120"/>
+                    <w:bottom w:type="dxa" w:w="80"/>
+                    <w:right w:type="dxa" w:w="120"/>
+                  </w:tcMar>
+                  <w:vAlign w:val="center"/>
+                </w:tcPr>
+                <w:p>
+                  <w:pPr>
+                    <w:spacing w:after="0" w:before="0"/>
+                  </w:pPr>
+                  <w:r>
+                    <w:rPr>
+                      <w:rFonts w:ascii="Arial" w:cs="Arial" w:eastAsia="Arial" w:hAnsi="Arial"/>
+                      <w:b w:val="false"/>
+                      <w:bCs w:val="false"/>
+                      <w:sz w:val="21"/>
+                      <w:szCs w:val="21"/>
+                    </w:rPr>
+                    <w:t xml:space="preserve"/>
+                  </w:r>
+                </w:p>
+              </w:tc>
+            </w:tr>
+            <w:tr>
+              <w:trPr>
+                <w:cantSplit/>
+                <w:trHeight w:val="360" w:hRule="atLeast"/>
+              </w:trPr>
+              <w:tc>
+                <w:tcPr>
+                  <w:tcW w:type="dxa" w:w="3342"/>
+                  <w:tcBorders>
+                    <w:top w:val="single" w:color="B7C2D1" w:sz="4"/>
+                    <w:left w:val="single" w:color="B7C2D1" w:sz="4"/>
+                    <w:bottom w:val="single" w:color="B7C2D1" w:sz="4"/>
+                    <w:right w:val="single" w:color="B7C2D1" w:sz="4"/>
+                  </w:tcBorders>
+                  <w:shd w:fill="FFFFFF" w:color="auto" w:val="clear"/>
+                  <w:tcMar>
+                    <w:top w:type="dxa" w:w="80"/>
+                    <w:left w:type="dxa" w:w="120"/>
+                    <w:bottom w:type="dxa" w:w="80"/>
+                    <w:right w:type="dxa" w:w="120"/>
+                  </w:tcMar>
+                  <w:vAlign w:val="center"/>
+                </w:tcPr>
+                <w:p>
+                  <w:pPr>
+                    <w:spacing w:after="0" w:before="0"/>
+                  </w:pPr>
+                  <w:r>
+                    <w:rPr>
+                      <w:rFonts w:ascii="Arial" w:cs="Arial" w:eastAsia="Arial" w:hAnsi="Arial"/>
+                      <w:sz w:val="21"/>
+                      <w:szCs w:val="21"/>
+                    </w:rPr>
+                    <w:t xml:space="preserve">Ask the user for seven whole numbers, one on each line. Store them in a list and find the largest and the smallest with loops of your own, not with max() or min(). Display [the largest], then [the smallest] on the next line.</w:t>
+                  </w:r>
+                </w:p>
+              </w:tc>
+              <w:tc>
+                <w:tcPr>
+                  <w:tcW w:type="dxa" w:w="3342"/>
+                  <w:tcBorders>
+                    <w:top w:val="single" w:color="B7C2D1" w:sz="4"/>
+                    <w:left w:val="single" w:color="B7C2D1" w:sz="4"/>
+                    <w:bottom w:val="single" w:color="B7C2D1" w:sz="4"/>
+                    <w:right w:val="single" w:color="B7C2D1" w:sz="4"/>
+                  </w:tcBorders>
+                  <w:shd w:fill="FFFFFF" w:color="auto" w:val="clear"/>
+                  <w:tcMar>
+                    <w:top w:type="dxa" w:w="80"/>
+                    <w:left w:type="dxa" w:w="120"/>
+                    <w:bottom w:type="dxa" w:w="80"/>
+                    <w:right w:type="dxa" w:w="120"/>
+                  </w:tcMar>
+                  <w:vAlign w:val="center"/>
+                </w:tcPr>
+                <w:p>
+                  <w:pPr>
+                    <w:spacing w:after="0" w:before="0"/>
+                  </w:pPr>
+                  <w:r>
+                    <w:rPr>
+                      <w:rFonts w:ascii="Arial" w:cs="Arial" w:eastAsia="Arial" w:hAnsi="Arial"/>
+                      <w:b w:val="false"/>
+                      <w:bCs w:val="false"/>
+                      <w:sz w:val="21"/>
+                      <w:szCs w:val="21"/>
+                    </w:rPr>
+                    <w:t xml:space="preserve">4</w:t>
+                  </w:r>
+                </w:p>
+              </w:tc>
+              <w:tc>
+                <w:tcPr>
+                  <w:tcW w:type="dxa" w:w="3342"/>
+                  <w:tcBorders>
+                    <w:top w:val="single" w:color="B7C2D1" w:sz="4"/>
+                    <w:left w:val="single" w:color="B7C2D1" w:sz="4"/>
+                    <w:bottom w:val="single" w:color="B7C2D1" w:sz="4"/>
+                    <w:right w:val="single" w:color="B7C2D1" w:sz="4"/>
+                  </w:tcBorders>
+                  <w:shd w:fill="FFFFFF" w:color="auto" w:val="clear"/>
+                  <w:tcMar>
+                    <w:top w:type="dxa" w:w="80"/>
+                    <w:left w:type="dxa" w:w="120"/>
+                    <w:bottom w:type="dxa" w:w="80"/>
+                    <w:right w:type="dxa" w:w="120"/>
+                  </w:tcMar>
+                  <w:vAlign w:val="center"/>
+                </w:tcPr>
+                <w:p>
+                  <w:pPr>
+                    <w:spacing w:after="0" w:before="0"/>
+                  </w:pPr>
+                  <w:r>
+                    <w:rPr>
+                      <w:rFonts w:ascii="Arial" w:cs="Arial" w:eastAsia="Arial" w:hAnsi="Arial"/>
+                      <w:b w:val="false"/>
+                      <w:bCs w:val="false"/>
+                      <w:sz w:val="21"/>
+                      <w:szCs w:val="21"/>
+                    </w:rPr>
+                    <w:t xml:space="preserve"/>
+                  </w:r>
+                </w:p>
+              </w:tc>
+            </w:tr>
+            <w:tr>
+              <w:trPr>
+                <w:cantSplit/>
+                <w:trHeight w:val="360" w:hRule="atLeast"/>
+              </w:trPr>
+              <w:tc>
+                <w:tcPr>
+                  <w:tcW w:type="dxa" w:w="3342"/>
+                  <w:tcBorders>
+                    <w:top w:val="single" w:color="B7C2D1" w:sz="4"/>
+                    <w:left w:val="single" w:color="B7C2D1" w:sz="4"/>
+                    <w:bottom w:val="single" w:color="B7C2D1" w:sz="4"/>
+                    <w:right w:val="single" w:color="B7C2D1" w:sz="4"/>
+                  </w:tcBorders>
+                  <w:shd w:fill="FFFFFF" w:color="auto" w:val="clear"/>
+                  <w:tcMar>
+                    <w:top w:type="dxa" w:w="80"/>
+                    <w:left w:type="dxa" w:w="120"/>
+                    <w:bottom w:type="dxa" w:w="80"/>
+                    <w:right w:type="dxa" w:w="120"/>
+                  </w:tcMar>
+                  <w:vAlign w:val="center"/>
+                </w:tcPr>
+                <w:p>
+                  <w:pPr>
+                    <w:spacing w:after="0" w:before="0"/>
+                  </w:pPr>
+                  <w:r>
+                    <w:rPr>
+                      <w:rFonts w:ascii="Arial" w:cs="Arial" w:eastAsia="Arial" w:hAnsi="Arial"/>
+                      <w:sz w:val="21"/>
+                      <w:szCs w:val="21"/>
+                    </w:rPr>
+                    <w:t xml:space="preserve">Ask the user for eight whole numbers, one on each line. Store them in a list and display [how many of them are 12 or more], then [the position of the largest] on the next line, counting from 0.</w:t>
+                  </w:r>
+                </w:p>
+              </w:tc>
+              <w:tc>
+                <w:tcPr>
+                  <w:tcW w:type="dxa" w:w="3342"/>
+                  <w:tcBorders>
+                    <w:top w:val="single" w:color="B7C2D1" w:sz="4"/>
+                    <w:left w:val="single" w:color="B7C2D1" w:sz="4"/>
+                    <w:bottom w:val="single" w:color="B7C2D1" w:sz="4"/>
+                    <w:right w:val="single" w:color="B7C2D1" w:sz="4"/>
+                  </w:tcBorders>
+                  <w:shd w:fill="FFFFFF" w:color="auto" w:val="clear"/>
+                  <w:tcMar>
+                    <w:top w:type="dxa" w:w="80"/>
+                    <w:left w:type="dxa" w:w="120"/>
+                    <w:bottom w:type="dxa" w:w="80"/>
+                    <w:right w:type="dxa" w:w="120"/>
+                  </w:tcMar>
+                  <w:vAlign w:val="center"/>
+                </w:tcPr>
+                <w:p>
+                  <w:pPr>
+                    <w:spacing w:after="0" w:before="0"/>
+                  </w:pPr>
+                  <w:r>
+                    <w:rPr>
+                      <w:rFonts w:ascii="Arial" w:cs="Arial" w:eastAsia="Arial" w:hAnsi="Arial"/>
+                      <w:b w:val="false"/>
+                      <w:bCs w:val="false"/>
+                      <w:sz w:val="21"/>
+                      <w:szCs w:val="21"/>
+                    </w:rPr>
+                    <w:t xml:space="preserve">4</w:t>
                   </w:r>
                 </w:p>
               </w:tc>
@@ -6583,7 +7325,7 @@
                 <w:sz w:val="32"/>
                 <w:szCs w:val="32"/>
               </w:rPr>
-              <w:t xml:space="preserve">______ / 42</w:t>
+              <w:t xml:space="preserve">______ / 55</w:t>
             </w:r>
           </w:p>
         </w:tc>
